--- a/Phiếu học tập CSS - BTTH02 - K66.docx
+++ b/Phiếu học tập CSS - BTTH02 - K66.docx
@@ -140,6 +140,9 @@
     <w:p>
       <w:pPr>
         <w:spacing w:after="210" w:line="360" w:lineRule="auto"/>
+        <w:rPr>
+          <w:lang w:val="vi-VN"/>
+        </w:rPr>
       </w:pPr>
       <w:r>
         <w:rPr>
@@ -496,14 +499,7 @@
           <w:rFonts w:ascii="inter" w:eastAsia="inter" w:hAnsi="inter" w:cs="inter"/>
           <w:color w:val="000000"/>
         </w:rPr>
-        <w:t xml:space="preserve">Dùng để </w:t>
-      </w:r>
-      <w:r>
-        <w:rPr>
-          <w:rFonts w:ascii="inter" w:eastAsia="inter" w:hAnsi="inter" w:cs="inter"/>
-          <w:color w:val="000000"/>
-        </w:rPr>
-        <w:t>chọn</w:t>
+        <w:t>Dùng để chọn</w:t>
       </w:r>
       <w:r>
         <w:rPr>
@@ -808,18 +804,7 @@
                 <w:color w:val="000000"/>
                 <w:sz w:val="17"/>
               </w:rPr>
-              <w:t xml:space="preserve">Viết trực tiếp trong thẻ </w:t>
-            </w:r>
-            <w:r>
-              <w:rPr>
-                <w:rFonts w:ascii="inter" w:eastAsia="inter" w:hAnsi="inter" w:cs="inter"/>
-                <w:b/>
-                <w:i/>
-                <w:iCs/>
-                <w:color w:val="000000"/>
-                <w:sz w:val="17"/>
-              </w:rPr>
-              <w:t>HTML</w:t>
+              <w:t>Viết trực tiếp trong thẻ HTML</w:t>
             </w:r>
           </w:p>
         </w:tc>
@@ -1158,31 +1143,7 @@
                       <w:sz w:val="17"/>
                       <w:lang w:val="vi-VN"/>
                     </w:rPr>
-                    <w:t xml:space="preserve">Viết trong file .css riêng, liên kết </w:t>
-                  </w:r>
-                  <w:r>
-                    <w:rPr>
-                      <w:rFonts w:ascii="inter" w:eastAsia="inter" w:hAnsi="inter" w:cs="inter"/>
-                      <w:b/>
-                      <w:i/>
-                      <w:iCs/>
-                      <w:color w:val="000000"/>
-                      <w:sz w:val="17"/>
-                      <w:lang w:val="vi-VN"/>
-                    </w:rPr>
-                    <w:t>bằn</w:t>
-                  </w:r>
-                  <w:r>
-                    <w:rPr>
-                      <w:rFonts w:ascii="inter" w:eastAsia="inter" w:hAnsi="inter" w:cs="inter"/>
-                      <w:b/>
-                      <w:i/>
-                      <w:iCs/>
-                      <w:color w:val="000000"/>
-                      <w:sz w:val="17"/>
-                      <w:lang w:val="vi-VN"/>
-                    </w:rPr>
-                    <w:t>g &lt;link&gt;</w:t>
+                    <w:t>Viết trong file .css riêng, liên kết bằng &lt;link&gt;</w:t>
                   </w:r>
                 </w:p>
               </w:tc>
@@ -2217,6 +2178,7 @@
                 <w:iCs/>
                 <w:sz w:val="17"/>
                 <w:szCs w:val="17"/>
+                <w:lang w:val="vi-VN"/>
               </w:rPr>
             </w:pPr>
             <w:r>
@@ -2234,6 +2196,7 @@
                 <w:iCs/>
                 <w:sz w:val="17"/>
                 <w:szCs w:val="17"/>
+                <w:lang w:val="vi-VN"/>
               </w:rPr>
               <w:t>Ch</w:t>
             </w:r>
@@ -2242,6 +2205,7 @@
                 <w:iCs/>
                 <w:sz w:val="17"/>
                 <w:szCs w:val="17"/>
+                <w:lang w:val="vi-VN"/>
               </w:rPr>
               <w:t>ọ</w:t>
             </w:r>
@@ -2250,6 +2214,7 @@
                 <w:iCs/>
                 <w:sz w:val="17"/>
                 <w:szCs w:val="17"/>
+                <w:lang w:val="vi-VN"/>
               </w:rPr>
               <w:t>n ph</w:t>
             </w:r>
@@ -2258,6 +2223,7 @@
                 <w:iCs/>
                 <w:sz w:val="17"/>
                 <w:szCs w:val="17"/>
+                <w:lang w:val="vi-VN"/>
               </w:rPr>
               <w:t>ầ</w:t>
             </w:r>
@@ -2266,6 +2232,7 @@
                 <w:iCs/>
                 <w:sz w:val="17"/>
                 <w:szCs w:val="17"/>
+                <w:lang w:val="vi-VN"/>
               </w:rPr>
               <w:t>n t</w:t>
             </w:r>
@@ -2274,6 +2241,7 @@
                 <w:iCs/>
                 <w:sz w:val="17"/>
                 <w:szCs w:val="17"/>
+                <w:lang w:val="vi-VN"/>
               </w:rPr>
               <w:t>ử</w:t>
             </w:r>
@@ -2282,6 +2250,7 @@
                 <w:iCs/>
                 <w:sz w:val="17"/>
                 <w:szCs w:val="17"/>
+                <w:lang w:val="vi-VN"/>
               </w:rPr>
               <w:t xml:space="preserve"> con n</w:t>
             </w:r>
@@ -2290,6 +2259,7 @@
                 <w:iCs/>
                 <w:sz w:val="17"/>
                 <w:szCs w:val="17"/>
+                <w:lang w:val="vi-VN"/>
               </w:rPr>
               <w:t>ằ</w:t>
             </w:r>
@@ -2298,6 +2268,7 @@
                 <w:iCs/>
                 <w:sz w:val="17"/>
                 <w:szCs w:val="17"/>
+                <w:lang w:val="vi-VN"/>
               </w:rPr>
               <w:t>m trong ph</w:t>
             </w:r>
@@ -2306,6 +2277,7 @@
                 <w:iCs/>
                 <w:sz w:val="17"/>
                 <w:szCs w:val="17"/>
+                <w:lang w:val="vi-VN"/>
               </w:rPr>
               <w:t>ầ</w:t>
             </w:r>
@@ -2314,6 +2286,7 @@
                 <w:iCs/>
                 <w:sz w:val="17"/>
                 <w:szCs w:val="17"/>
+                <w:lang w:val="vi-VN"/>
               </w:rPr>
               <w:t>n t</w:t>
             </w:r>
@@ -2322,6 +2295,7 @@
                 <w:iCs/>
                 <w:sz w:val="17"/>
                 <w:szCs w:val="17"/>
+                <w:lang w:val="vi-VN"/>
               </w:rPr>
               <w:t>ử</w:t>
             </w:r>
@@ -2330,6 +2304,7 @@
                 <w:iCs/>
                 <w:sz w:val="17"/>
                 <w:szCs w:val="17"/>
+                <w:lang w:val="vi-VN"/>
               </w:rPr>
               <w:t xml:space="preserve"> cha</w:t>
             </w:r>
@@ -2490,7 +2465,7 @@
               <w:tblLook w:val="04A0" w:firstRow="1" w:lastRow="0" w:firstColumn="1" w:lastColumn="0" w:noHBand="0" w:noVBand="1"/>
             </w:tblPr>
             <w:tblGrid>
-              <w:gridCol w:w="2583"/>
+              <w:gridCol w:w="2611"/>
             </w:tblGrid>
             <w:tr>
               <w:trPr>
@@ -4759,6 +4734,7 @@
           <w:rFonts w:ascii="inter" w:eastAsia="inter" w:hAnsi="inter" w:cs="inter"/>
           <w:b/>
           <w:color w:val="000000"/>
+          <w:lang w:val="vi-VN"/>
         </w:rPr>
         <w:t>Câu hỏi:</w:t>
       </w:r>
@@ -4766,6 +4742,7 @@
         <w:rPr>
           <w:rFonts w:ascii="inter" w:eastAsia="inter" w:hAnsi="inter" w:cs="inter"/>
           <w:color w:val="000000"/>
+          <w:lang w:val="vi-VN"/>
         </w:rPr>
         <w:t xml:space="preserve"> Nên dùng </w:t>
       </w:r>
@@ -4776,6 +4753,7 @@
           <w:color w:val="000000"/>
           <w:sz w:val="18"/>
           <w:shd w:val="clear" w:color="auto" w:fill="F8F8FA"/>
+          <w:lang w:val="vi-VN"/>
         </w:rPr>
         <w:t>box-sizing</w:t>
       </w:r>
@@ -4783,8 +4761,16 @@
         <w:rPr>
           <w:rFonts w:ascii="inter" w:eastAsia="inter" w:hAnsi="inter" w:cs="inter"/>
           <w:color w:val="000000"/>
-        </w:rPr>
-        <w:t xml:space="preserve"> nào cho toàn bộ trang? Tại sao?</w:t>
+          <w:lang w:val="vi-VN"/>
+        </w:rPr>
+        <w:t xml:space="preserve"> nào cho toàn bộ trang? </w:t>
+      </w:r>
+      <w:r>
+        <w:rPr>
+          <w:rFonts w:ascii="inter" w:eastAsia="inter" w:hAnsi="inter" w:cs="inter"/>
+          <w:color w:val="000000"/>
+        </w:rPr>
+        <w:t>Tại sao?</w:t>
       </w:r>
     </w:p>
     <w:p>
@@ -4855,16 +4841,7 @@
           <w:szCs w:val="17"/>
           <w:lang w:val="vi-VN"/>
         </w:rPr>
-        <w:t xml:space="preserve">Width/height đúng </w:t>
-      </w:r>
-      <w:r>
-        <w:rPr>
-          <w:rFonts w:asciiTheme="minorHAnsi"/>
-          <w:sz w:val="17"/>
-          <w:szCs w:val="17"/>
-          <w:lang w:val="vi-VN"/>
-        </w:rPr>
-        <w:t>như mong muốn</w:t>
+        <w:t>Width/height đúng như mong muốn</w:t>
       </w:r>
     </w:p>
     <w:p>
@@ -5850,10 +5827,10 @@
           <w:noProof/>
         </w:rPr>
         <w:drawing>
-          <wp:inline distT="0" distB="0" distL="0" distR="0" wp14:anchorId="300DB042" wp14:editId="5457B0F4">
+          <wp:inline distT="0" distB="0" distL="0" distR="0" wp14:anchorId="7475AC68" wp14:editId="1628FEAA">
             <wp:extent cx="6038850" cy="3396615"/>
             <wp:effectExtent l="0" t="0" r="0" b="0"/>
-            <wp:docPr id="146740997" name="Picture 4"/>
+            <wp:docPr id="697305122" name="Picture 1"/>
             <wp:cNvGraphicFramePr>
               <a:graphicFrameLocks xmlns:a="http://schemas.openxmlformats.org/drawingml/2006/main" noChangeAspect="1"/>
             </wp:cNvGraphicFramePr>
@@ -5861,17 +5838,11 @@
               <a:graphicData uri="http://schemas.openxmlformats.org/drawingml/2006/picture">
                 <pic:pic xmlns:pic="http://schemas.openxmlformats.org/drawingml/2006/picture">
                   <pic:nvPicPr>
-                    <pic:cNvPr id="146740997" name="Picture 146740997"/>
+                    <pic:cNvPr id="697305122" name=""/>
                     <pic:cNvPicPr/>
                   </pic:nvPicPr>
                   <pic:blipFill>
-                    <a:blip r:embed="rId8" cstate="print">
-                      <a:extLst>
-                        <a:ext uri="{28A0092B-C50C-407E-A947-70E740481C1C}">
-                          <a14:useLocalDpi xmlns:a14="http://schemas.microsoft.com/office/drawing/2010/main" val="0"/>
-                        </a:ext>
-                      </a:extLst>
-                    </a:blip>
+                    <a:blip r:embed="rId8"/>
                     <a:stretch>
                       <a:fillRect/>
                     </a:stretch>
@@ -5989,6 +5960,9 @@
       <w:pPr>
         <w:spacing w:before="315" w:after="105" w:line="360" w:lineRule="auto"/>
         <w:ind w:left="-30"/>
+        <w:rPr>
+          <w:lang w:val="vi-VN"/>
+        </w:rPr>
       </w:pPr>
       <w:bookmarkStart w:id="22" w:name="bm_1_kiến_thức_cốt_lõi_so_sánh_fl_3266e3"/>
       <w:r>
@@ -5997,6 +5971,7 @@
           <w:b/>
           <w:color w:val="000000"/>
           <w:sz w:val="24"/>
+          <w:lang w:val="vi-VN"/>
         </w:rPr>
         <w:t>1. Kiến thức cốt lõi: So sánh Flexbox và Grid</w:t>
       </w:r>
@@ -6635,7 +6610,7 @@
               <w:tblLook w:val="04A0" w:firstRow="1" w:lastRow="0" w:firstColumn="1" w:lastColumn="0" w:noHBand="0" w:noVBand="1"/>
             </w:tblPr>
             <w:tblGrid>
-              <w:gridCol w:w="3751"/>
+              <w:gridCol w:w="3872"/>
             </w:tblGrid>
             <w:tr>
               <w:trPr>
@@ -7726,14 +7701,13 @@
       <w:r>
         <w:rPr>
           <w:rFonts w:ascii="inter" w:eastAsia="inter" w:hAnsi="inter" w:cs="inter"/>
-          <w:noProof/>
           <w:color w:val="000000"/>
         </w:rPr>
         <w:drawing>
-          <wp:inline distT="0" distB="0" distL="0" distR="0" wp14:anchorId="1B8434AB" wp14:editId="35F39931">
+          <wp:inline distT="0" distB="0" distL="0" distR="0" wp14:anchorId="5CA4D01B" wp14:editId="06685BF2">
             <wp:extent cx="6038850" cy="3396615"/>
             <wp:effectExtent l="0" t="0" r="0" b="0"/>
-            <wp:docPr id="1526162467" name="Picture 5"/>
+            <wp:docPr id="169980176" name="Picture 1"/>
             <wp:cNvGraphicFramePr>
               <a:graphicFrameLocks xmlns:a="http://schemas.openxmlformats.org/drawingml/2006/main" noChangeAspect="1"/>
             </wp:cNvGraphicFramePr>
@@ -7741,17 +7715,11 @@
               <a:graphicData uri="http://schemas.openxmlformats.org/drawingml/2006/picture">
                 <pic:pic xmlns:pic="http://schemas.openxmlformats.org/drawingml/2006/picture">
                   <pic:nvPicPr>
-                    <pic:cNvPr id="1526162467" name="Picture 1526162467"/>
+                    <pic:cNvPr id="169980176" name=""/>
                     <pic:cNvPicPr/>
                   </pic:nvPicPr>
                   <pic:blipFill>
-                    <a:blip r:embed="rId11" cstate="print">
-                      <a:extLst>
-                        <a:ext uri="{28A0092B-C50C-407E-A947-70E740481C1C}">
-                          <a14:useLocalDpi xmlns:a14="http://schemas.microsoft.com/office/drawing/2010/main" val="0"/>
-                        </a:ext>
-                      </a:extLst>
-                    </a:blip>
+                    <a:blip r:embed="rId11"/>
                     <a:stretch>
                       <a:fillRect/>
                     </a:stretch>
@@ -7800,10 +7768,10 @@
         </w:rPr>
         <w:lastRenderedPageBreak/>
         <w:drawing>
-          <wp:inline distT="0" distB="0" distL="0" distR="0" wp14:anchorId="40428ADD" wp14:editId="611A4900">
+          <wp:inline distT="0" distB="0" distL="0" distR="0" wp14:anchorId="30C66D68" wp14:editId="3FC8919C">
             <wp:extent cx="6038850" cy="3396615"/>
             <wp:effectExtent l="0" t="0" r="0" b="0"/>
-            <wp:docPr id="977129094" name="Picture 1"/>
+            <wp:docPr id="446314162" name="Picture 1"/>
             <wp:cNvGraphicFramePr>
               <a:graphicFrameLocks xmlns:a="http://schemas.openxmlformats.org/drawingml/2006/main" noChangeAspect="1"/>
             </wp:cNvGraphicFramePr>
@@ -7811,7 +7779,7 @@
               <a:graphicData uri="http://schemas.openxmlformats.org/drawingml/2006/picture">
                 <pic:pic xmlns:pic="http://schemas.openxmlformats.org/drawingml/2006/picture">
                   <pic:nvPicPr>
-                    <pic:cNvPr id="977129094" name=""/>
+                    <pic:cNvPr id="446314162" name=""/>
                     <pic:cNvPicPr/>
                   </pic:nvPicPr>
                   <pic:blipFill>
@@ -8591,10 +8559,10 @@
           <w:color w:val="000000"/>
         </w:rPr>
         <w:drawing>
-          <wp:inline distT="0" distB="0" distL="0" distR="0" wp14:anchorId="73FDD56A" wp14:editId="478474B8">
+          <wp:inline distT="0" distB="0" distL="0" distR="0" wp14:anchorId="4C438805" wp14:editId="5C220762">
             <wp:extent cx="6038850" cy="3396615"/>
             <wp:effectExtent l="0" t="0" r="0" b="0"/>
-            <wp:docPr id="696634234" name="Picture 7"/>
+            <wp:docPr id="1980723050" name="Picture 1"/>
             <wp:cNvGraphicFramePr>
               <a:graphicFrameLocks xmlns:a="http://schemas.openxmlformats.org/drawingml/2006/main" noChangeAspect="1"/>
             </wp:cNvGraphicFramePr>
@@ -8602,7 +8570,7 @@
               <a:graphicData uri="http://schemas.openxmlformats.org/drawingml/2006/picture">
                 <pic:pic xmlns:pic="http://schemas.openxmlformats.org/drawingml/2006/picture">
                   <pic:nvPicPr>
-                    <pic:cNvPr id="696634234" name="Picture 696634234"/>
+                    <pic:cNvPr id="1980723050" name="Picture 1980723050"/>
                     <pic:cNvPicPr/>
                   </pic:nvPicPr>
                   <pic:blipFill>
@@ -8657,15 +8625,14 @@
       </w:pPr>
       <w:r>
         <w:rPr>
-          <w:noProof/>
           <w:lang w:val="vi-VN"/>
         </w:rPr>
         <w:lastRenderedPageBreak/>
         <w:drawing>
-          <wp:inline distT="0" distB="0" distL="0" distR="0" wp14:anchorId="2144A4B5" wp14:editId="52775854">
+          <wp:inline distT="0" distB="0" distL="0" distR="0" wp14:anchorId="1B0132C2" wp14:editId="094B460B">
             <wp:extent cx="6038850" cy="3396615"/>
             <wp:effectExtent l="0" t="0" r="0" b="0"/>
-            <wp:docPr id="1638091423" name="Picture 8"/>
+            <wp:docPr id="106518766" name="Picture 1"/>
             <wp:cNvGraphicFramePr>
               <a:graphicFrameLocks xmlns:a="http://schemas.openxmlformats.org/drawingml/2006/main" noChangeAspect="1"/>
             </wp:cNvGraphicFramePr>
@@ -8673,17 +8640,11 @@
               <a:graphicData uri="http://schemas.openxmlformats.org/drawingml/2006/picture">
                 <pic:pic xmlns:pic="http://schemas.openxmlformats.org/drawingml/2006/picture">
                   <pic:nvPicPr>
-                    <pic:cNvPr id="1638091423" name="Picture 1638091423"/>
+                    <pic:cNvPr id="106518766" name=""/>
                     <pic:cNvPicPr/>
                   </pic:nvPicPr>
                   <pic:blipFill>
-                    <a:blip r:embed="rId14" cstate="print">
-                      <a:extLst>
-                        <a:ext uri="{28A0092B-C50C-407E-A947-70E740481C1C}">
-                          <a14:useLocalDpi xmlns:a14="http://schemas.microsoft.com/office/drawing/2010/main" val="0"/>
-                        </a:ext>
-                      </a:extLst>
-                    </a:blip>
+                    <a:blip r:embed="rId14"/>
                     <a:stretch>
                       <a:fillRect/>
                     </a:stretch>
@@ -8797,6 +8758,9 @@
       <w:pPr>
         <w:spacing w:before="315" w:after="105" w:line="360" w:lineRule="auto"/>
         <w:ind w:left="-30"/>
+        <w:rPr>
+          <w:lang w:val="vi-VN"/>
+        </w:rPr>
       </w:pPr>
       <w:bookmarkStart w:id="36" w:name="bm_1_kiến_thức_cốt_lõi_css_position"/>
       <w:r>
@@ -8805,6 +8769,7 @@
           <w:b/>
           <w:color w:val="000000"/>
           <w:sz w:val="24"/>
+          <w:lang w:val="vi-VN"/>
         </w:rPr>
         <w:t>1. Kiến thức cốt lõi: CSS Position</w:t>
       </w:r>
@@ -8813,11 +8778,15 @@
     <w:p>
       <w:pPr>
         <w:spacing w:after="210" w:line="360" w:lineRule="auto"/>
-      </w:pPr>
-      <w:r>
-        <w:rPr>
-          <w:rFonts w:ascii="inter" w:eastAsia="inter" w:hAnsi="inter" w:cs="inter"/>
-          <w:color w:val="000000"/>
+        <w:rPr>
+          <w:lang w:val="vi-VN"/>
+        </w:rPr>
+      </w:pPr>
+      <w:r>
+        <w:rPr>
+          <w:rFonts w:ascii="inter" w:eastAsia="inter" w:hAnsi="inter" w:cs="inter"/>
+          <w:color w:val="000000"/>
+          <w:lang w:val="vi-VN"/>
         </w:rPr>
         <w:t>Hoàn thành bảng:</w:t>
       </w:r>
@@ -9456,6 +9425,9 @@
       <w:pPr>
         <w:spacing w:before="315" w:after="105" w:line="360" w:lineRule="auto"/>
         <w:ind w:left="-30"/>
+        <w:rPr>
+          <w:lang w:val="fr-FR"/>
+        </w:rPr>
       </w:pPr>
       <w:bookmarkStart w:id="37" w:name="bm_2_responsive_design_media_queries"/>
       <w:r>
@@ -9464,6 +9436,7 @@
           <w:b/>
           <w:color w:val="000000"/>
           <w:sz w:val="24"/>
+          <w:lang w:val="fr-FR"/>
         </w:rPr>
         <w:t>2. Responsive Design - Media Queries</w:t>
       </w:r>
@@ -9473,6 +9446,9 @@
       <w:pPr>
         <w:spacing w:before="315" w:after="105" w:line="360" w:lineRule="auto"/>
         <w:ind w:left="-30"/>
+        <w:rPr>
+          <w:lang w:val="fr-FR"/>
+        </w:rPr>
       </w:pPr>
       <w:bookmarkStart w:id="38" w:name="cú_pháp_cơ_bản"/>
       <w:r>
@@ -9481,6 +9457,7 @@
           <w:b/>
           <w:color w:val="000000"/>
           <w:sz w:val="24"/>
+          <w:lang w:val="fr-FR"/>
         </w:rPr>
         <w:t>Cú pháp cơ bản:</w:t>
       </w:r>
@@ -9490,13 +9467,17 @@
       <w:pPr>
         <w:shd w:val="clear" w:color="auto" w:fill="F8F8FA"/>
         <w:spacing w:line="336" w:lineRule="auto"/>
-      </w:pPr>
-      <w:r>
-        <w:rPr>
-          <w:rStyle w:val="VerbatimChar"/>
-          <w:rFonts w:ascii="IBM Plex Mono" w:eastAsia="IBM Plex Mono" w:hAnsi="IBM Plex Mono" w:cs="IBM Plex Mono"/>
-          <w:color w:val="000000"/>
-          <w:sz w:val="18"/>
+        <w:rPr>
+          <w:lang w:val="fr-FR"/>
+        </w:rPr>
+      </w:pPr>
+      <w:r>
+        <w:rPr>
+          <w:rStyle w:val="VerbatimChar"/>
+          <w:rFonts w:ascii="IBM Plex Mono" w:eastAsia="IBM Plex Mono" w:hAnsi="IBM Plex Mono" w:cs="IBM Plex Mono"/>
+          <w:color w:val="000000"/>
+          <w:sz w:val="18"/>
+          <w:lang w:val="fr-FR"/>
         </w:rPr>
         <w:t>/* Desktop First */</w:t>
       </w:r>
@@ -9506,6 +9487,7 @@
           <w:rFonts w:ascii="IBM Plex Mono" w:eastAsia="IBM Plex Mono" w:hAnsi="IBM Plex Mono" w:cs="IBM Plex Mono"/>
           <w:color w:val="000000"/>
           <w:sz w:val="18"/>
+          <w:lang w:val="fr-FR"/>
         </w:rPr>
         <w:br/>
         <w:t>@media (max-width: 768px) {</w:t>
@@ -9516,6 +9498,7 @@
           <w:rFonts w:ascii="IBM Plex Mono" w:eastAsia="IBM Plex Mono" w:hAnsi="IBM Plex Mono" w:cs="IBM Plex Mono"/>
           <w:color w:val="000000"/>
           <w:sz w:val="18"/>
+          <w:lang w:val="fr-FR"/>
         </w:rPr>
         <w:br/>
         <w:t xml:space="preserve">    /* Code CSS cho màn hình nhỏ hơn 768px */</w:t>
@@ -9526,6 +9509,7 @@
           <w:rFonts w:ascii="IBM Plex Mono" w:eastAsia="IBM Plex Mono" w:hAnsi="IBM Plex Mono" w:cs="IBM Plex Mono"/>
           <w:color w:val="000000"/>
           <w:sz w:val="18"/>
+          <w:lang w:val="fr-FR"/>
         </w:rPr>
         <w:br/>
         <w:t>}</w:t>
@@ -9536,15 +9520,17 @@
           <w:rFonts w:ascii="IBM Plex Mono" w:eastAsia="IBM Plex Mono" w:hAnsi="IBM Plex Mono" w:cs="IBM Plex Mono"/>
           <w:color w:val="000000"/>
           <w:sz w:val="18"/>
-        </w:rPr>
-        <w:br/>
-      </w:r>
-      <w:r>
-        <w:rPr>
-          <w:rStyle w:val="VerbatimChar"/>
-          <w:rFonts w:ascii="IBM Plex Mono" w:eastAsia="IBM Plex Mono" w:hAnsi="IBM Plex Mono" w:cs="IBM Plex Mono"/>
-          <w:color w:val="000000"/>
-          <w:sz w:val="18"/>
+          <w:lang w:val="fr-FR"/>
+        </w:rPr>
+        <w:br/>
+      </w:r>
+      <w:r>
+        <w:rPr>
+          <w:rStyle w:val="VerbatimChar"/>
+          <w:rFonts w:ascii="IBM Plex Mono" w:eastAsia="IBM Plex Mono" w:hAnsi="IBM Plex Mono" w:cs="IBM Plex Mono"/>
+          <w:color w:val="000000"/>
+          <w:sz w:val="18"/>
+          <w:lang w:val="fr-FR"/>
         </w:rPr>
         <w:br/>
         <w:t>/* Mobile First */</w:t>
@@ -9555,6 +9541,7 @@
           <w:rFonts w:ascii="IBM Plex Mono" w:eastAsia="IBM Plex Mono" w:hAnsi="IBM Plex Mono" w:cs="IBM Plex Mono"/>
           <w:color w:val="000000"/>
           <w:sz w:val="18"/>
+          <w:lang w:val="fr-FR"/>
         </w:rPr>
         <w:br/>
         <w:t>@media (min-width: 768px) {</w:t>
@@ -9565,6 +9552,7 @@
           <w:rFonts w:ascii="IBM Plex Mono" w:eastAsia="IBM Plex Mono" w:hAnsi="IBM Plex Mono" w:cs="IBM Plex Mono"/>
           <w:color w:val="000000"/>
           <w:sz w:val="18"/>
+          <w:lang w:val="fr-FR"/>
         </w:rPr>
         <w:br/>
         <w:t xml:space="preserve">    /* Code CSS cho màn hình lớn hơn 768px */</w:t>
@@ -9575,6 +9563,7 @@
           <w:rFonts w:ascii="IBM Plex Mono" w:eastAsia="IBM Plex Mono" w:hAnsi="IBM Plex Mono" w:cs="IBM Plex Mono"/>
           <w:color w:val="000000"/>
           <w:sz w:val="18"/>
+          <w:lang w:val="fr-FR"/>
         </w:rPr>
         <w:br/>
         <w:t>}</w:t>
@@ -9585,6 +9574,7 @@
           <w:rFonts w:ascii="IBM Plex Mono" w:eastAsia="IBM Plex Mono" w:hAnsi="IBM Plex Mono" w:cs="IBM Plex Mono"/>
           <w:color w:val="000000"/>
           <w:sz w:val="18"/>
+          <w:lang w:val="fr-FR"/>
         </w:rPr>
         <w:br/>
       </w:r>
@@ -10376,16 +10366,22 @@
           <w:lang w:val="vi-VN"/>
         </w:rPr>
       </w:pPr>
-      <w:r>
+    </w:p>
+    <w:p>
+      <w:pPr>
         <w:rPr>
           <w:noProof/>
-          <w:lang w:val="vi-VN"/>
+        </w:rPr>
+      </w:pPr>
+      <w:r>
+        <w:rPr>
+          <w:noProof/>
         </w:rPr>
         <w:drawing>
-          <wp:inline distT="0" distB="0" distL="0" distR="0" wp14:anchorId="7E90DB12" wp14:editId="071B667C">
+          <wp:inline distT="0" distB="0" distL="0" distR="0" wp14:anchorId="4BC2DCBF" wp14:editId="1D33B37B">
             <wp:extent cx="6038850" cy="3396615"/>
             <wp:effectExtent l="0" t="0" r="0" b="0"/>
-            <wp:docPr id="993998118" name="Picture 9"/>
+            <wp:docPr id="123643559" name="Picture 1"/>
             <wp:cNvGraphicFramePr>
               <a:graphicFrameLocks xmlns:a="http://schemas.openxmlformats.org/drawingml/2006/main" noChangeAspect="1"/>
             </wp:cNvGraphicFramePr>
@@ -10393,65 +10389,11 @@
               <a:graphicData uri="http://schemas.openxmlformats.org/drawingml/2006/picture">
                 <pic:pic xmlns:pic="http://schemas.openxmlformats.org/drawingml/2006/picture">
                   <pic:nvPicPr>
-                    <pic:cNvPr id="993998118" name="Picture 993998118"/>
+                    <pic:cNvPr id="123643559" name=""/>
                     <pic:cNvPicPr/>
                   </pic:nvPicPr>
                   <pic:blipFill>
-                    <a:blip r:embed="rId16" cstate="print">
-                      <a:extLst>
-                        <a:ext uri="{28A0092B-C50C-407E-A947-70E740481C1C}">
-                          <a14:useLocalDpi xmlns:a14="http://schemas.microsoft.com/office/drawing/2010/main" val="0"/>
-                        </a:ext>
-                      </a:extLst>
-                    </a:blip>
-                    <a:stretch>
-                      <a:fillRect/>
-                    </a:stretch>
-                  </pic:blipFill>
-                  <pic:spPr>
-                    <a:xfrm>
-                      <a:off x="0" y="0"/>
-                      <a:ext cx="6038850" cy="3396615"/>
-                    </a:xfrm>
-                    <a:prstGeom prst="rect">
-                      <a:avLst/>
-                    </a:prstGeom>
-                  </pic:spPr>
-                </pic:pic>
-              </a:graphicData>
-            </a:graphic>
-          </wp:inline>
-        </w:drawing>
-      </w:r>
-    </w:p>
-    <w:p>
-      <w:pPr>
-        <w:rPr>
-          <w:noProof/>
-        </w:rPr>
-      </w:pPr>
-      <w:r>
-        <w:rPr>
-          <w:noProof/>
-        </w:rPr>
-        <w:lastRenderedPageBreak/>
-        <w:drawing>
-          <wp:inline distT="0" distB="0" distL="0" distR="0" wp14:anchorId="2CEC38DC" wp14:editId="086C2596">
-            <wp:extent cx="6038850" cy="3396615"/>
-            <wp:effectExtent l="0" t="0" r="0" b="0"/>
-            <wp:docPr id="1030312360" name="Picture 1"/>
-            <wp:cNvGraphicFramePr>
-              <a:graphicFrameLocks xmlns:a="http://schemas.openxmlformats.org/drawingml/2006/main" noChangeAspect="1"/>
-            </wp:cNvGraphicFramePr>
-            <a:graphic xmlns:a="http://schemas.openxmlformats.org/drawingml/2006/main">
-              <a:graphicData uri="http://schemas.openxmlformats.org/drawingml/2006/picture">
-                <pic:pic xmlns:pic="http://schemas.openxmlformats.org/drawingml/2006/picture">
-                  <pic:nvPicPr>
-                    <pic:cNvPr id="1030312360" name=""/>
-                    <pic:cNvPicPr/>
-                  </pic:nvPicPr>
-                  <pic:blipFill>
-                    <a:blip r:embed="rId17"/>
+                    <a:blip r:embed="rId16"/>
                     <a:stretch>
                       <a:fillRect/>
                     </a:stretch>
@@ -14133,6 +14075,7 @@
   <w:style w:type="character" w:default="1" w:styleId="DefaultParagraphFont">
     <w:name w:val="Default Paragraph Font"/>
     <w:uiPriority w:val="1"/>
+    <w:semiHidden/>
     <w:unhideWhenUsed/>
   </w:style>
   <w:style w:type="table" w:default="1" w:styleId="TableNormal">
